--- a/paper/WRRA_M_0_10_KO.docx
+++ b/paper/WRRA_M_0_10_KO.docx
@@ -43,7 +43,7 @@
         <w:jc w:val="left"/>
       </w:pPr>
       <w:r>
-        <w:t xml:space="preserve">2026-10-02 · WRRA-M 0.10</w:t>
+        <w:t xml:space="preserve">2026-10-03 · WRRA-M 0.10-r1</w:t>
       </w:r>
     </w:p>
     <w:p>
@@ -2614,7 +2614,7 @@
         <w:jc w:val="left"/>
       </w:pPr>
       <w:r>
-        <w:t xml:space="preserve">고정 부피에서 에너지 연산자를 기준 에너지 E_star=ucrit V0로 나누어 차원 없는 시계 좌표 tau의 갱신을 생성한다. 이 시계는 계승한 구성 시계이며 셔터의 고유시간 기원을 확정하는 0.12를 대신하지 않는다. 비가환 Kc와 Kb에서는 D와 R의 에너지가 실제로 교환되지만 교환 합은 0이다.</w:t>
+        <w:t xml:space="preserve">고정 부피에서 에너지 연산자를 기준 에너지 E_star=ucrit V0로 나누어 차원 없는 시계 좌표 xi의 갱신을 생성한다. 이 시계는 계승한 구성 시계이며 셔터의 고유시간 기원을 확정하는 0.12를 대신하지 않는다. 비가환 Kc와 Kb에서는 D와 R의 에너지가 실제로 교환되지만 교환 합은 0이다.</w:t>
       </w:r>
     </w:p>
     <w:p>
@@ -2663,7 +2663,7 @@
                   </m:dPr>
                   <m:e>
                     <m:r>
-                      <m:t>τ</m:t>
+                      <m:t>ξ</m:t>
                     </m:r>
                   </m:e>
                 </m:d>
@@ -2692,7 +2692,7 @@
                       <m:t>i</m:t>
                     </m:r>
                     <m:r>
-                      <m:t>τ</m:t>
+                      <m:t>ξ</m:t>
                     </m:r>
                     <m:acc>
                       <m:accPr>
@@ -2748,7 +2748,7 @@
                   </m:dPr>
                   <m:e>
                     <m:r>
-                      <m:t>τ</m:t>
+                      <m:t>ξ</m:t>
                     </m:r>
                   </m:e>
                 </m:d>
@@ -2815,7 +2815,7 @@
                       <m:t>d</m:t>
                     </m:r>
                     <m:r>
-                      <m:t>τ</m:t>
+                      <m:t>ξ</m:t>
                     </m:r>
                   </m:den>
                 </m:f>
@@ -2939,7 +2939,7 @@
                           <m:t>d</m:t>
                         </m:r>
                         <m:r>
-                          <m:t>τ</m:t>
+                          <m:t>ξ</m:t>
                         </m:r>
                       </m:den>
                     </m:f>
@@ -2975,12 +2975,22 @@
     <w:p>
       <w:pPr>
         <w:pStyle w:val="FirstParagraph"/>
+        <w:ind w:firstLine="0"/>
+        <w:jc w:val="left"/>
+      </w:pPr>
+      <w:r>
+        <w:t xml:space="preserve">팽창 시험에서는 정규화한 에너지 생성자를 dxi/dt=omega_info의 느린 구성 일정으로 log a에 대해 적분하고 에너지 밀도에서 H를 계산한다. 압력은 앞 식의 같은 부피 미분이다. 고정 주소 구성 아래 상태 교환이 상쇄되므로 연속 방정식이 성립한다. 이 동질 평탄 배경과 국소 렌즈 조건은 계승한 물리 구현 범위다.</w:t>
+      </w:r>
+    </w:p>
+    <w:p>
+      <w:pPr>
+        <w:pStyle w:val="BodyText"/>
         <w:keepNext/>
         <w:ind w:firstLine="0"/>
         <w:jc w:val="left"/>
       </w:pPr>
       <w:r>
-        <w:t xml:space="preserve">팽창 시험에서는 같은 생성자를 log a에 대해 적분하고 에너지 밀도에서 H를 계산한다. 압력은 앞 식의 같은 부피 미분이다. 고정 주소 구성 아래 상태 교환이 상쇄되므로 연속 방정식이 성립한다. 이 동질 평탄 배경과 국소 렌즈 조건은 계승한 물리 구현 범위다.</w:t>
+        <w:t xml:space="preserve">r1 재검토에서 0.12의 시계 대조를 반영한다. 고정 부피에서 xi=E_star tau_phys/hbar로 환산하면 같은 SI 에너지 위상과 정확히 일치한다. 그러나 팽창 일정의 omega_info=0.7H0는 E_star/hbar의 약 2.10×10⁻⁴³배다. 따라서 기존 비균질 팽창 이력은 느린 구성 일정의 결과로 보존하며, SI Hamiltonian의 물리적 고유시간 진화와 동일하다고 판정하지 않는다. 균질 I/N 상태의 팽창 및 에너지·압력·국소 중력 재현은 유지된다.</w:t>
       </w:r>
     </w:p>
     <w:p>
@@ -5176,6 +5186,16 @@
         <w:jc w:val="left"/>
       </w:pPr>
       <w:r>
+        <w:t xml:space="preserve">Reviewed 0.10 to 0.12 series DOI 10.5281/zenodo.23113101 · https://doi.org/10.5281/zenodo.23113101</w:t>
+      </w:r>
+    </w:p>
+    <w:p>
+      <w:pPr>
+        <w:pStyle w:val="BodyText"/>
+        <w:ind w:firstLine="0"/>
+        <w:jc w:val="left"/>
+      </w:pPr>
+      <w:r>
         <w:t xml:space="preserve">Input SHA256 8342c02c3d872994b13c54c9512d6e7440a45e7ef9602cb1ac4ebe34eddb540f</w:t>
       </w:r>
     </w:p>
@@ -5219,6 +5239,7 @@
     <w:p>
       <w:pPr>
         <w:pStyle w:val="Heading2"/>
+        <w:keepNext/>
         <w:ind w:firstLine="0"/>
         <w:jc w:val="left"/>
       </w:pPr>
@@ -5232,6 +5253,7 @@
     <w:p>
       <w:pPr>
         <w:pStyle w:val="FirstParagraph"/>
+        <w:keepNext/>
         <w:spacing w:line="240" w:lineRule="auto" w:after="60"/>
         <w:ind w:firstLine="0"/>
         <w:jc w:val="left"/>
@@ -5246,6 +5268,7 @@
     <w:p>
       <w:pPr>
         <w:pStyle w:val="BodyText"/>
+        <w:keepNext/>
         <w:spacing w:line="240" w:lineRule="auto" w:after="60"/>
         <w:ind w:firstLine="0"/>
         <w:jc w:val="left"/>
@@ -5260,6 +5283,7 @@
     <w:p>
       <w:pPr>
         <w:pStyle w:val="BodyText"/>
+        <w:keepNext/>
         <w:spacing w:line="240" w:lineRule="auto" w:after="60"/>
         <w:ind w:firstLine="0"/>
         <w:jc w:val="left"/>
@@ -5274,6 +5298,7 @@
     <w:p>
       <w:pPr>
         <w:pStyle w:val="BodyText"/>
+        <w:keepNext w:val="0"/>
         <w:spacing w:line="240" w:lineRule="auto" w:after="60"/>
         <w:ind w:firstLine="0"/>
         <w:jc w:val="left"/>
@@ -5445,7 +5470,7 @@
     <w:name w:val="Normal"/>
     <w:qFormat/>
     <w:pPr>
-      <w:spacing w:after="100" w:line="259" w:lineRule="auto"/>
+      <w:spacing w:after="60" w:line="240" w:lineRule="auto"/>
     </w:pPr>
     <w:rPr>
       <w:rFonts w:ascii="Liberation Serif" w:hAnsi="Liberation Serif" w:eastAsia="NanumGothic"/>
@@ -5458,7 +5483,7 @@
     <w:basedOn w:val="Normal"/>
     <w:link w:val="BodyTextChar"/>
     <w:pPr>
-      <w:spacing w:after="100" w:before="180" w:line="259" w:lineRule="auto"/>
+      <w:spacing w:after="60" w:before="180" w:line="240" w:lineRule="auto"/>
     </w:pPr>
     <w:qFormat/>
     <w:rPr>
@@ -5473,7 +5498,7 @@
     <w:next w:val="BodyText"/>
     <w:qFormat/>
     <w:pPr>
-      <w:spacing w:after="100" w:line="259" w:lineRule="auto"/>
+      <w:spacing w:after="60" w:line="240" w:lineRule="auto"/>
     </w:pPr>
     <w:rPr>
       <w:rFonts w:ascii="Liberation Serif" w:hAnsi="Liberation Serif" w:eastAsia="NanumGothic"/>
